--- a/zero_calibration_bpm/manuscripts/TIM_Tables_EN.docx
+++ b/zero_calibration_bpm/manuscripts/TIM_Tables_EN.docx
@@ -1076,7 +1076,7 @@
           <w:b/>
           <w:sz w:val="22"/>
         </w:rPr>
-        <w:t>Table 3. Real-waveform validation metrics for the four static scenarios (n = paired beats from the VitalDB Open Dataset).</w:t>
+        <w:t>Table 3. Real-waveform validation metrics for the four static scenarios (n = 1,874 paired beats per scenario from the VitalDB Open Dataset, 29 cases).</w:t>
       </w:r>
     </w:p>
     <w:tbl>
